--- a/Volume 1/Chapter 07 - Networking Basics/SPA_Vol1_Ch7_Lesson7_6a_TCP_Versus_UDP_EXTENDED.docx
+++ b/Volume 1/Chapter 07 - Networking Basics/SPA_Vol1_Ch7_Lesson7_6a_TCP_Versus_UDP_EXTENDED.docx
@@ -808,7 +808,7 @@
         <w:keepNext/>
       </w:pPr>
       <w:r>
-        <w:t>Save each file from this lesson into the matching path in the project layout. As in Chapter 1, notepad .\rust\Cargo.toml creates and opens one: choose Yes, type the file, save it with Ctrl+S, and close Notepad. Then install forge-std, Foundry's standard library, into the Solidity project, as in Lesson 7.1a. Linux Assembly runs in WSL or on a Linux computer.</w:t>
+        <w:t>Next, let the tools create the Rust and Solidity projects, as in Lesson 7.1a. Remember, cargo init .\rust writes Cargo.toml, with a starter program, src\main.rs; this lesson's programs live in src\bin, so Remove-Item deletes the starter. Remember, forge init makes the Solidity project: --empty leaves out forge's example contracts, and --force lets it fill the solidity folder, which already holds the empty folders made above.</w:t>
       </w:r>
     </w:p>
     <w:p>
@@ -822,6 +822,117 @@
         <w:keepNext/>
       </w:pPr>
       <w:r>
+        <w:t>cargo init .\rust --name tcp_versus_udp --vcs none</w:t>
+      </w:r>
+    </w:p>
+    <w:p>
+      <w:pPr>
+        <w:pStyle w:val="CommandBlock"/>
+        <w:keepNext/>
+      </w:pPr>
+      <w:r>
+        <w:t>Remove-Item .\rust\src\main.rs</w:t>
+      </w:r>
+    </w:p>
+    <w:p>
+      <w:pPr>
+        <w:pStyle w:val="CommandBlock"/>
+      </w:pPr>
+      <w:r>
+        <w:t>forge init .\solidity --empty --no-git --offline --force</w:t>
+      </w:r>
+    </w:p>
+    <w:p>
+      <w:pPr>
+        <w:keepNext/>
+      </w:pPr>
+    </w:p>
+    <w:p>
+      <w:r>
+        <w:t>Then type the Solidity project's settings over the foundry.toml that forge init wrote. foundry.toml is Lesson 7.1a's: the scripts live in script/ and forge-std in lib/. notepad .\solidity\foundry.toml opens the file: replace its text with the file below, save it with Ctrl+S, and close Notepad.</w:t>
+      </w:r>
+    </w:p>
+    <w:p>
+      <w:pPr>
+        <w:keepNext/>
+      </w:pPr>
+    </w:p>
+    <w:p>
+      <w:pPr>
+        <w:pStyle w:val="Heading3"/>
+      </w:pPr>
+      <w:r>
+        <w:t>solidity/foundry.toml</w:t>
+      </w:r>
+    </w:p>
+    <w:p>
+      <w:pPr>
+        <w:pStyle w:val="SourceCode"/>
+        <w:keepNext/>
+      </w:pPr>
+      <w:r>
+        <w:t>[profile.default]</w:t>
+      </w:r>
+    </w:p>
+    <w:p>
+      <w:pPr>
+        <w:pStyle w:val="SourceCode"/>
+        <w:keepNext/>
+      </w:pPr>
+      <w:r>
+        <w:t># The scripts in script/ are the only Solidity sources in this project.</w:t>
+      </w:r>
+    </w:p>
+    <w:p>
+      <w:pPr>
+        <w:pStyle w:val="SourceCode"/>
+        <w:keepNext/>
+      </w:pPr>
+      <w:r>
+        <w:t>src = "script"</w:t>
+      </w:r>
+    </w:p>
+    <w:p>
+      <w:pPr>
+        <w:pStyle w:val="SourceCode"/>
+        <w:keepNext/>
+      </w:pPr>
+      <w:r>
+        <w:t># forge install puts forge-std in lib/.</w:t>
+      </w:r>
+    </w:p>
+    <w:p>
+      <w:pPr>
+        <w:pStyle w:val="SourceCode"/>
+      </w:pPr>
+      <w:r>
+        <w:t>libs = ["lib"]</w:t>
+      </w:r>
+    </w:p>
+    <w:p>
+      <w:pPr>
+        <w:keepNext/>
+      </w:pPr>
+    </w:p>
+    <w:p>
+      <w:pPr>
+        <w:keepNext/>
+      </w:pPr>
+      <w:r>
+        <w:t>Then install forge-std, Foundry's standard library, into the Solidity project, as in Lesson 7.1a. Linux Assembly runs in WSL or on a Linux computer.</w:t>
+      </w:r>
+    </w:p>
+    <w:p>
+      <w:pPr>
+        <w:keepNext/>
+      </w:pPr>
+    </w:p>
+    <w:p>
+      <w:pPr>
+        <w:pStyle w:val="CommandBlock"/>
+        <w:keepNext/>
+      </w:pPr>
+      <w:r>
         <w:t>Push-Location .\solidity</w:t>
       </w:r>
     </w:p>
@@ -848,6 +959,16 @@
       </w:pPr>
     </w:p>
     <w:p>
+      <w:r>
+        <w:t>You save each source file in its language's section below, as each is shown. As in Chapter 1, notepad .\rust\src\bin\basic_transports.rs creates and opens one: choose Yes, type the file, save it with Ctrl+S, and close Notepad.</w:t>
+      </w:r>
+    </w:p>
+    <w:p>
+      <w:pPr>
+        <w:keepNext/>
+      </w:pPr>
+    </w:p>
+    <w:p>
       <w:pPr>
         <w:keepNext/>
       </w:pPr>
@@ -909,7 +1030,7 @@
         <w:keepNext/>
       </w:pPr>
       <w:r>
-        <w:t>Save each file from this lesson into the matching path in the project layout. As in Chapter 1, nano ./rust/Cargo.toml creates and opens one: type the file, then save and close it with Ctrl+O, Enter, then Ctrl+X. Then install forge-std.</w:t>
+        <w:t>Then create the Rust and Solidity projects with the same commands as on Windows; rm deletes the starter main.rs.</w:t>
       </w:r>
     </w:p>
     <w:p>
@@ -920,6 +1041,50 @@
     <w:p>
       <w:pPr>
         <w:pStyle w:val="CommandBlock"/>
+        <w:keepNext/>
+      </w:pPr>
+      <w:r>
+        <w:t>cargo init ./rust --name tcp_versus_udp --vcs none</w:t>
+      </w:r>
+    </w:p>
+    <w:p>
+      <w:pPr>
+        <w:pStyle w:val="CommandBlock"/>
+        <w:keepNext/>
+      </w:pPr>
+      <w:r>
+        <w:t>rm ./rust/src/main.rs</w:t>
+      </w:r>
+    </w:p>
+    <w:p>
+      <w:pPr>
+        <w:pStyle w:val="CommandBlock"/>
+      </w:pPr>
+      <w:r>
+        <w:t>forge init ./solidity --empty --no-git --offline --force</w:t>
+      </w:r>
+    </w:p>
+    <w:p>
+      <w:pPr>
+        <w:keepNext/>
+      </w:pPr>
+    </w:p>
+    <w:p>
+      <w:pPr>
+        <w:keepNext/>
+      </w:pPr>
+      <w:r>
+        <w:t>Type solidity/foundry.toml exactly as shown in the Windows setup, over the file forge init wrote. Then install forge-std.</w:t>
+      </w:r>
+    </w:p>
+    <w:p>
+      <w:pPr>
+        <w:keepNext/>
+      </w:pPr>
+    </w:p>
+    <w:p>
+      <w:pPr>
+        <w:pStyle w:val="CommandBlock"/>
       </w:pPr>
       <w:r>
         <w:t>(cd ./solidity &amp;&amp; forge install foundry-rs/forge-std@v1.16.2 --no-git)</w:t>
@@ -931,6 +1096,16 @@
       </w:pPr>
     </w:p>
     <w:p>
+      <w:r>
+        <w:t>You save each source file in its language's section below, as each is shown. As in Chapter 1, nano ./rust/src/bin/basic_transports.rs creates and opens one: type the file, then save and close it with Ctrl+O, Enter, then Ctrl+X.</w:t>
+      </w:r>
+    </w:p>
+    <w:p>
+      <w:pPr>
+        <w:keepNext/>
+      </w:pPr>
+    </w:p>
+    <w:p>
       <w:pPr>
         <w:keepNext/>
       </w:pPr>
@@ -12296,7 +12471,7 @@
     </w:p>
     <w:p>
       <w:r>
-        <w:t>Cargo.toml names this lesson's package, tcp_versus_udp, with edition 2024, and lists no crates. foundry.toml is Lesson 7.1a's: the scripts live in script/ and forge-std in lib/.</w:t>
+        <w:t>This is the file the setup commands wrote, shown here so you can check yours. Cargo.toml names this lesson's package, tcp_versus_udp, with edition 2024, and lists no crates. cargo init does not write the comment lines, which are this lesson's notes about the file; the blank lines may differ.</w:t>
       </w:r>
     </w:p>
     <w:p>
@@ -12383,68 +12558,6 @@
       </w:pPr>
       <w:r>
         <w:t>[dependencies]</w:t>
-      </w:r>
-    </w:p>
-    <w:p>
-      <w:pPr>
-        <w:keepNext/>
-      </w:pPr>
-    </w:p>
-    <w:p>
-      <w:pPr>
-        <w:keepNext/>
-      </w:pPr>
-    </w:p>
-    <w:p>
-      <w:pPr>
-        <w:pStyle w:val="Heading2"/>
-      </w:pPr>
-      <w:r>
-        <w:t>solidity/foundry.toml</w:t>
-      </w:r>
-    </w:p>
-    <w:p>
-      <w:pPr>
-        <w:pStyle w:val="SourceCode"/>
-        <w:keepNext/>
-      </w:pPr>
-      <w:r>
-        <w:t>[profile.default]</w:t>
-      </w:r>
-    </w:p>
-    <w:p>
-      <w:pPr>
-        <w:pStyle w:val="SourceCode"/>
-        <w:keepNext/>
-      </w:pPr>
-      <w:r>
-        <w:t># The scripts in script/ are the only Solidity sources in this project.</w:t>
-      </w:r>
-    </w:p>
-    <w:p>
-      <w:pPr>
-        <w:pStyle w:val="SourceCode"/>
-        <w:keepNext/>
-      </w:pPr>
-      <w:r>
-        <w:t>src = "script"</w:t>
-      </w:r>
-    </w:p>
-    <w:p>
-      <w:pPr>
-        <w:pStyle w:val="SourceCode"/>
-        <w:keepNext/>
-      </w:pPr>
-      <w:r>
-        <w:t># forge install puts forge-std in lib/.</w:t>
-      </w:r>
-    </w:p>
-    <w:p>
-      <w:pPr>
-        <w:pStyle w:val="SourceCode"/>
-      </w:pPr>
-      <w:r>
-        <w:t>libs = ["lib"]</w:t>
       </w:r>
     </w:p>
     <w:p>
@@ -13555,31 +13668,31 @@
       </w:rPr>
     </w:lvl>
   </w:abstractNum>
-  <w:num w:numId="1" w16cid:durableId="32196786">
+  <w:num w:numId="1" w16cid:durableId="679165621">
     <w:abstractNumId w:val="8"/>
   </w:num>
-  <w:num w:numId="2" w16cid:durableId="2133746524">
+  <w:num w:numId="2" w16cid:durableId="270434114">
     <w:abstractNumId w:val="6"/>
   </w:num>
-  <w:num w:numId="3" w16cid:durableId="1575506887">
+  <w:num w:numId="3" w16cid:durableId="97601264">
     <w:abstractNumId w:val="5"/>
   </w:num>
-  <w:num w:numId="4" w16cid:durableId="1879661871">
+  <w:num w:numId="4" w16cid:durableId="1308361644">
     <w:abstractNumId w:val="4"/>
   </w:num>
-  <w:num w:numId="5" w16cid:durableId="29495691">
+  <w:num w:numId="5" w16cid:durableId="488644109">
     <w:abstractNumId w:val="7"/>
   </w:num>
-  <w:num w:numId="6" w16cid:durableId="44108982">
+  <w:num w:numId="6" w16cid:durableId="1795367456">
     <w:abstractNumId w:val="3"/>
   </w:num>
-  <w:num w:numId="7" w16cid:durableId="1519194840">
+  <w:num w:numId="7" w16cid:durableId="1465854795">
     <w:abstractNumId w:val="2"/>
   </w:num>
-  <w:num w:numId="8" w16cid:durableId="644163790">
+  <w:num w:numId="8" w16cid:durableId="53240589">
     <w:abstractNumId w:val="1"/>
   </w:num>
-  <w:num w:numId="9" w16cid:durableId="2138911583">
+  <w:num w:numId="9" w16cid:durableId="1364481138">
     <w:abstractNumId w:val="0"/>
   </w:num>
 </w:numbering>

--- a/Volume 1/Chapter 07 - Networking Basics/SPA_Vol1_Ch7_Lesson7_6a_TCP_Versus_UDP_EXTENDED.docx
+++ b/Volume 1/Chapter 07 - Networking Basics/SPA_Vol1_Ch7_Lesson7_6a_TCP_Versus_UDP_EXTENDED.docx
@@ -683,7 +683,11 @@
         <w:t>&lt;&lt;&lt;your $env:USERNAME&gt;&gt;&gt;</w:t>
       </w:r>
       <w:r>
-        <w:t>\spa, which PowerShell writes as $HOME\spa. Each folder below is a full path that starts with $HOME\spa, so the commands make the same folders from any folder you are in, and lesson-7.6-extended sits beside the earlier lessons. Set-Location then moves into the lesson folder, where the rest of the lesson runs.</w:t>
+        <w:t xml:space="preserve">\spa, which PowerShell writes as $HOME\spa. Each folder below is a full path that starts with $HOME\spa, so the commands make the same </w:t>
+      </w:r>
+      <w:r>
+        <w:lastRenderedPageBreak/>
+        <w:t>folders from any folder you are in, and lesson-7.6-extended sits beside the earlier lessons. Set-Location then moves into the lesson folder, where the rest of the lesson runs.</w:t>
       </w:r>
     </w:p>
     <w:p>
@@ -871,7 +875,7 @@
         <w:keepNext/>
       </w:pPr>
       <w:r>
-        <w:t>[profile.default]</w:t>
+        <w:t>[profile.default]  # Remember, the settings forge uses by default.</w:t>
       </w:r>
     </w:p>
     <w:p>
@@ -1375,15 +1379,15 @@
         <w:pStyle w:val="SourceCode"/>
       </w:pPr>
       <w:r>
-        <w:t xml:space="preserve">    ; The texts the table points at. Every TCP row points at the same</w:t>
-      </w:r>
-    </w:p>
-    <w:p>
-      <w:pPr>
-        <w:pStyle w:val="SourceCode"/>
-      </w:pPr>
-      <w:r>
-        <w:t xml:space="preserve">    ; tcp_text, and so on, so each transport is written only once.</w:t>
+        <w:t xml:space="preserve">    ; The texts the table points at; each transport is written once, as</w:t>
+      </w:r>
+    </w:p>
+    <w:p>
+      <w:pPr>
+        <w:pStyle w:val="SourceCode"/>
+      </w:pPr>
+      <w:r>
+        <w:t xml:space="preserve">    ; every TCP row shares tcp_text. Remember, db pieces join (ntp_reason).</w:t>
       </w:r>
     </w:p>
     <w:p>
@@ -2608,15 +2612,15 @@
         <w:pStyle w:val="SourceCode"/>
       </w:pPr>
       <w:r>
-        <w:t xml:space="preserve">    ; The texts the table points at. Every TCP row points at the same</w:t>
-      </w:r>
-    </w:p>
-    <w:p>
-      <w:pPr>
-        <w:pStyle w:val="SourceCode"/>
-      </w:pPr>
-      <w:r>
-        <w:t xml:space="preserve">    ; tcp_text, and so on, so each transport is written only once.</w:t>
+        <w:t xml:space="preserve">    ; The texts the table points at; each transport is written once, as</w:t>
+      </w:r>
+    </w:p>
+    <w:p>
+      <w:pPr>
+        <w:pStyle w:val="SourceCode"/>
+      </w:pPr>
+      <w:r>
+        <w:t xml:space="preserve">    ; every TCP row shares tcp_text. Remember, db pieces join (ntp_reason).</w:t>
       </w:r>
     </w:p>
     <w:p>
@@ -3614,7 +3618,6 @@
     <w:p>
       <w:pPr>
         <w:pStyle w:val="SourceCode"/>
-        <w:keepNext/>
       </w:pPr>
       <w:r>
         <w:t xml:space="preserve">    pop r12</w:t>
@@ -3623,7 +3626,6 @@
     <w:p>
       <w:pPr>
         <w:pStyle w:val="SourceCode"/>
-        <w:keepNext/>
       </w:pPr>
       <w:r>
         <w:t xml:space="preserve">    pop rbx</w:t>
@@ -3632,6 +3634,7 @@
     <w:p>
       <w:pPr>
         <w:pStyle w:val="SourceCode"/>
+        <w:keepNext/>
       </w:pPr>
       <w:r>
         <w:t xml:space="preserve">    ret</w:t>
@@ -3639,6 +3642,29 @@
     </w:p>
     <w:p>
       <w:pPr>
+        <w:pStyle w:val="SourceCode"/>
+        <w:keepNext/>
+      </w:pPr>
+    </w:p>
+    <w:p>
+      <w:pPr>
+        <w:pStyle w:val="SourceCode"/>
+        <w:keepNext/>
+      </w:pPr>
+      <w:r>
+        <w:t>; Remember, this marks the stack as not executable, as Linux linkers expect.</w:t>
+      </w:r>
+    </w:p>
+    <w:p>
+      <w:pPr>
+        <w:pStyle w:val="SourceCode"/>
+      </w:pPr>
+      <w:r>
+        <w:t>section .note.GNU-stack noalloc noexec nowrite progbits</w:t>
+      </w:r>
+    </w:p>
+    <w:p>
+      <w:pPr>
         <w:keepNext/>
       </w:pPr>
     </w:p>
@@ -6964,7 +6990,6 @@
     <w:p>
       <w:pPr>
         <w:pStyle w:val="SourceCode"/>
-        <w:keepNext/>
       </w:pPr>
       <w:r>
         <w:t xml:space="preserve">    pop r12</w:t>
@@ -6973,7 +6998,6 @@
     <w:p>
       <w:pPr>
         <w:pStyle w:val="SourceCode"/>
-        <w:keepNext/>
       </w:pPr>
       <w:r>
         <w:t xml:space="preserve">    pop rbx</w:t>
@@ -6982,6 +7006,7 @@
     <w:p>
       <w:pPr>
         <w:pStyle w:val="SourceCode"/>
+        <w:keepNext/>
       </w:pPr>
       <w:r>
         <w:t xml:space="preserve">    ret</w:t>
@@ -6989,6 +7014,29 @@
     </w:p>
     <w:p>
       <w:pPr>
+        <w:pStyle w:val="SourceCode"/>
+        <w:keepNext/>
+      </w:pPr>
+    </w:p>
+    <w:p>
+      <w:pPr>
+        <w:pStyle w:val="SourceCode"/>
+        <w:keepNext/>
+      </w:pPr>
+      <w:r>
+        <w:t>; Remember, this marks the stack as not executable, as Linux linkers expect.</w:t>
+      </w:r>
+    </w:p>
+    <w:p>
+      <w:pPr>
+        <w:pStyle w:val="SourceCode"/>
+      </w:pPr>
+      <w:r>
+        <w:t>section .note.GNU-stack noalloc noexec nowrite progbits</w:t>
+      </w:r>
+    </w:p>
+    <w:p>
+      <w:pPr>
         <w:keepNext/>
       </w:pPr>
     </w:p>
@@ -13279,6 +13327,14 @@
       </w:pPr>
       <w:r>
         <w:t>Leave the list of names alone: rtp is already its last name.</w:t>
+      </w:r>
+    </w:p>
+    <w:p>
+      <w:pPr>
+        <w:pStyle w:val="ListBullet"/>
+      </w:pPr>
+      <w:r>
+        <w:t>Update the comments the change makes stale: rtp is now in the table, and Solidity's array holds 11 rows.</w:t>
       </w:r>
     </w:p>
     <w:p>
@@ -13668,31 +13724,31 @@
       </w:rPr>
     </w:lvl>
   </w:abstractNum>
-  <w:num w:numId="1" w16cid:durableId="679165621">
+  <w:num w:numId="1" w16cid:durableId="2014604822">
     <w:abstractNumId w:val="8"/>
   </w:num>
-  <w:num w:numId="2" w16cid:durableId="270434114">
+  <w:num w:numId="2" w16cid:durableId="1378353438">
     <w:abstractNumId w:val="6"/>
   </w:num>
-  <w:num w:numId="3" w16cid:durableId="97601264">
+  <w:num w:numId="3" w16cid:durableId="1856073815">
     <w:abstractNumId w:val="5"/>
   </w:num>
-  <w:num w:numId="4" w16cid:durableId="1308361644">
+  <w:num w:numId="4" w16cid:durableId="159128267">
     <w:abstractNumId w:val="4"/>
   </w:num>
-  <w:num w:numId="5" w16cid:durableId="488644109">
+  <w:num w:numId="5" w16cid:durableId="88427100">
     <w:abstractNumId w:val="7"/>
   </w:num>
-  <w:num w:numId="6" w16cid:durableId="1795367456">
+  <w:num w:numId="6" w16cid:durableId="1570577710">
     <w:abstractNumId w:val="3"/>
   </w:num>
-  <w:num w:numId="7" w16cid:durableId="1465854795">
+  <w:num w:numId="7" w16cid:durableId="2019114155">
     <w:abstractNumId w:val="2"/>
   </w:num>
-  <w:num w:numId="8" w16cid:durableId="53240589">
+  <w:num w:numId="8" w16cid:durableId="365299936">
     <w:abstractNumId w:val="1"/>
   </w:num>
-  <w:num w:numId="9" w16cid:durableId="1364481138">
+  <w:num w:numId="9" w16cid:durableId="1458180996">
     <w:abstractNumId w:val="0"/>
   </w:num>
 </w:numbering>
